--- a/5. Evaluación del Desempeño/PR-12 Seguimiento, Medición e Indicadores.docx
+++ b/5. Evaluación del Desempeño/PR-12 Seguimiento, Medición e Indicadores.docx
@@ -1398,7 +1398,7 @@
         <w:rPr>
           <w:rFonts w:ascii="Arial" w:hAnsi="Arial" w:cs="Arial"/>
         </w:rPr>
-        <w:t>• Los indicadores se registrarán en el FR-9.1-01 Tablero de Indicadores SST y se informarán a la Gerencia.</w:t>
+        <w:t>• Los indicadores se registrarán en el FR-113-01 Tablero de Indicadores SST y se informarán a la Gerencia.</w:t>
       </w:r>
     </w:p>
     <w:p>
@@ -1511,7 +1511,7 @@
         <w:rPr>
           <w:rFonts w:ascii="Arial" w:hAnsi="Arial" w:cs="Arial"/>
         </w:rPr>
-        <w:t xml:space="preserve"> SST evaluará el grado de cumplimiento de los requisitos legales identificados en PR-05. El resultado se registrará en la Matriz de Requisitos Legales (FR-36-01) indicando:</w:t>
+        <w:t xml:space="preserve"> SST evaluará el grado de cumplimiento de los requisitos legales identificados en PR-05. El resultado se registrará en la Matriz de Requisitos Legales (FR-116-01) indicando:</w:t>
       </w:r>
     </w:p>
     <w:p>
@@ -1658,7 +1658,7 @@
         <w:rPr>
           <w:rFonts w:ascii="Arial" w:hAnsi="Arial" w:cs="Arial"/>
         </w:rPr>
-        <w:t>FR-9.1-01</w:t>
+        <w:t>FR-113-01</w:t>
       </w:r>
     </w:p>
     <w:p>
@@ -1710,7 +1710,7 @@
         <w:rPr>
           <w:rFonts w:ascii="Arial" w:hAnsi="Arial" w:cs="Arial"/>
         </w:rPr>
-        <w:t>FR-36-01</w:t>
+        <w:t>FR-116-01</w:t>
       </w:r>
     </w:p>
     <w:p>
@@ -1815,7 +1815,7 @@
         <w:rPr>
           <w:rFonts w:ascii="Arial" w:hAnsi="Arial" w:cs="Arial"/>
         </w:rPr>
-        <w:t>FR-38-01</w:t>
+        <w:t>FR-118-01</w:t>
       </w:r>
     </w:p>
     <w:p>
@@ -3914,7 +3914,7 @@
               <w:sz w:val="20"/>
               <w:szCs w:val="20"/>
             </w:rPr>
-            <w:t xml:space="preserve">Vigencia: </w:t>
+            <w:t xml:space="preserve">Vigencia: Mayo 2026</w:t>
           </w:r>
         </w:p>
       </w:tc>
